--- a/uploads/contract_HQZC-SBCG-001-2026.docx
+++ b/uploads/contract_HQZC-SBCG-001-2026.docx
@@ -47,7 +47,7 @@
     </w:p>
     <w:p>
       <w:r>
-        <w:t>结算方式：货到付款：到货验收入库后，月度对账、合并开票、挂账后付款</w:t>
+        <w:t>结算方式：预付30%</w:t>
       </w:r>
     </w:p>
     <w:p>
@@ -57,12 +57,12 @@
     </w:p>
     <w:p>
       <w:r>
-        <w:t>1. 合同测试物资  2.0个 单价¥500.0</w:t>
+        <w:t>1. 预付款测试设备  1.0个 单价¥30000.0</w:t>
       </w:r>
     </w:p>
     <w:p>
       <w:r>
-        <w:t>合计金额：¥1,130.00元（人民币大写金额：壹仟壹佰叁拾元整）。税金（税率 13%）为：¥130.00元（人民币大写金额：壹佰叁拾元整）；不含税价款为：¥1,000.00元（人民币大写金额：壹仟元整）。</w:t>
+        <w:t>合计金额：¥33,900.00元（人民币大写金额：叁万叁仟玖佰元整）。税金（税率 13%）为：¥3,900.00元（人民币大写金额：叁仟玖佰元整）；不含税价款为：¥30,000.00元（人民币大写金额：叁万元整）。</w:t>
       </w:r>
     </w:p>
     <w:p>

--- a/uploads/contract_HQZC-SBCG-001-2026.docx
+++ b/uploads/contract_HQZC-SBCG-001-2026.docx
@@ -12,7 +12,7 @@
     </w:p>
     <w:p>
       <w:r>
-        <w:t>合同编号：HQZC-SBCG-001-2026    订单编号：CG-202608-0003</w:t>
+        <w:t>合同编号：HQZC-SBCG-001-2026    订单编号：CG-202608-0002</w:t>
       </w:r>
     </w:p>
     <w:p>
@@ -27,7 +27,7 @@
     </w:p>
     <w:p>
       <w:r>
-        <w:t>乙方（供应方）：测试供应商</w:t>
+        <w:t>乙方（供应方）：甲商</w:t>
       </w:r>
     </w:p>
     <w:p>
@@ -47,7 +47,7 @@
     </w:p>
     <w:p>
       <w:r>
-        <w:t>结算方式：预付30%</w:t>
+        <w:t>结算方式：货到付款：到货验收入库后，月度对账、合并开票、挂账后付款</w:t>
       </w:r>
     </w:p>
     <w:p>
@@ -56,13 +56,11 @@
       </w:r>
     </w:p>
     <w:p>
-      <w:r>
-        <w:t>1. 预付款测试设备  1.0个 单价¥30000.0</w:t>
-      </w:r>
+      <w:r/>
     </w:p>
     <w:p>
       <w:r>
-        <w:t>合计金额：¥33,900.00元（人民币大写金额：叁万叁仟玖佰元整）。税金（税率 13%）为：¥3,900.00元（人民币大写金额：叁仟玖佰元整）；不含税价款为：¥30,000.00元（人民币大写金额：叁万元整）。</w:t>
+        <w:t>合计金额：¥5,085.00元（人民币大写金额：伍仟零捌拾伍元整）。税金（税率 13%）为：¥585.00元（人民币大写金额：伍佰捌拾伍元整）；不含税价款为：¥4,500.00元（人民币大写金额：肆仟伍佰元整）。</w:t>
       </w:r>
     </w:p>
     <w:p>
